--- a/report_generator9000/assets/MASTER.docx
+++ b/report_generator9000/assets/MASTER.docx
@@ -3037,192 +3037,8 @@
       </w:r>
     </w:p>
     <w:p>
-      <w:pPr>
-        <w:pStyle w:val="ListParagraph"/>
-        <w:tabs>
-          <w:tab w:val="clear" w:pos="709"/>
-          <w:tab w:val="right" w:pos="8504" w:leader="dot"/>
-        </w:tabs>
-        <w:spacing w:lineRule="auto" w:line="360"/>
-        <w:ind w:hanging="0" w:start="0" w:end="0"/>
-        <w:rPr>
-          <w:rFonts w:ascii="Montserrat Medium" w:hAnsi="Montserrat Medium"/>
-          <w:color w:themeColor="text1" w:themeTint="bf" w:val="404040"/>
-        </w:rPr>
-      </w:pPr>
-      <w:r>
-        <w:rPr>
-          <w:rFonts w:ascii="Montserrat Medium" w:hAnsi="Montserrat Medium"/>
-          <w:color w:themeColor="text1" w:themeTint="bf" w:val="404040"/>
-        </w:rPr>
-      </w:r>
-    </w:p>
-    <w:p>
-      <w:pPr>
-        <w:pStyle w:val="ListParagraph"/>
-        <w:tabs>
-          <w:tab w:val="clear" w:pos="709"/>
-          <w:tab w:val="right" w:pos="8504" w:leader="dot"/>
-        </w:tabs>
-        <w:spacing w:lineRule="auto" w:line="360"/>
-        <w:ind w:hanging="0" w:start="0" w:end="0"/>
-        <w:rPr>
-          <w:rFonts w:ascii="Montserrat Medium" w:hAnsi="Montserrat Medium"/>
-          <w:color w:themeColor="text1" w:themeTint="bf" w:val="404040"/>
-        </w:rPr>
-      </w:pPr>
-      <w:r>
-        <w:rPr>
-          <w:rFonts w:ascii="Montserrat Medium" w:hAnsi="Montserrat Medium"/>
-          <w:color w:themeColor="text1" w:themeTint="bf" w:val="404040"/>
-        </w:rPr>
-      </w:r>
-    </w:p>
-    <w:p>
-      <w:pPr>
-        <w:pStyle w:val="ListParagraph"/>
-        <w:tabs>
-          <w:tab w:val="clear" w:pos="709"/>
-          <w:tab w:val="right" w:pos="8504" w:leader="dot"/>
-        </w:tabs>
-        <w:spacing w:lineRule="auto" w:line="360"/>
-        <w:ind w:hanging="0" w:start="0" w:end="0"/>
-        <w:rPr>
-          <w:rFonts w:ascii="Montserrat Medium" w:hAnsi="Montserrat Medium"/>
-          <w:color w:themeColor="text1" w:themeTint="bf" w:val="404040"/>
-        </w:rPr>
-      </w:pPr>
-      <w:r>
-        <w:rPr>
-          <w:rFonts w:ascii="Montserrat Medium" w:hAnsi="Montserrat Medium"/>
-          <w:color w:themeColor="text1" w:themeTint="bf" w:val="404040"/>
-        </w:rPr>
-      </w:r>
-    </w:p>
-    <w:p>
-      <w:pPr>
-        <w:pStyle w:val="ListParagraph"/>
-        <w:tabs>
-          <w:tab w:val="clear" w:pos="709"/>
-          <w:tab w:val="right" w:pos="8504" w:leader="dot"/>
-        </w:tabs>
-        <w:spacing w:lineRule="auto" w:line="360"/>
-        <w:ind w:hanging="0" w:start="0" w:end="0"/>
-        <w:rPr>
-          <w:rFonts w:ascii="Montserrat Medium" w:hAnsi="Montserrat Medium"/>
-          <w:color w:themeColor="text1" w:themeTint="bf" w:val="404040"/>
-        </w:rPr>
-      </w:pPr>
-      <w:r>
-        <w:rPr>
-          <w:rFonts w:ascii="Montserrat Medium" w:hAnsi="Montserrat Medium"/>
-          <w:color w:themeColor="text1" w:themeTint="bf" w:val="404040"/>
-        </w:rPr>
-      </w:r>
-    </w:p>
-    <w:p>
-      <w:pPr>
-        <w:pStyle w:val="ListParagraph"/>
-        <w:tabs>
-          <w:tab w:val="clear" w:pos="709"/>
-          <w:tab w:val="right" w:pos="8504" w:leader="dot"/>
-        </w:tabs>
-        <w:spacing w:lineRule="auto" w:line="360"/>
-        <w:ind w:hanging="0" w:start="0" w:end="0"/>
-        <w:rPr>
-          <w:rFonts w:ascii="Montserrat Medium" w:hAnsi="Montserrat Medium"/>
-          <w:color w:themeColor="text1" w:themeTint="bf" w:val="404040"/>
-        </w:rPr>
-      </w:pPr>
-      <w:r>
-        <w:rPr>
-          <w:rFonts w:ascii="Montserrat Medium" w:hAnsi="Montserrat Medium"/>
-          <w:color w:themeColor="text1" w:themeTint="bf" w:val="404040"/>
-        </w:rPr>
-      </w:r>
-    </w:p>
-    <w:p>
-      <w:pPr>
-        <w:pStyle w:val="ListParagraph"/>
-        <w:tabs>
-          <w:tab w:val="clear" w:pos="709"/>
-          <w:tab w:val="right" w:pos="8504" w:leader="dot"/>
-        </w:tabs>
-        <w:spacing w:lineRule="auto" w:line="360"/>
-        <w:ind w:hanging="0" w:start="0" w:end="0"/>
-        <w:rPr>
-          <w:rFonts w:ascii="Montserrat Medium" w:hAnsi="Montserrat Medium"/>
-          <w:color w:themeColor="text1" w:themeTint="bf" w:val="404040"/>
-        </w:rPr>
-      </w:pPr>
-      <w:r>
-        <w:rPr>
-          <w:rFonts w:ascii="Montserrat Medium" w:hAnsi="Montserrat Medium"/>
-          <w:color w:themeColor="text1" w:themeTint="bf" w:val="404040"/>
-        </w:rPr>
-      </w:r>
-    </w:p>
-    <w:p>
-      <w:pPr>
-        <w:pStyle w:val="ListParagraph"/>
-        <w:tabs>
-          <w:tab w:val="clear" w:pos="709"/>
-          <w:tab w:val="right" w:pos="8504" w:leader="dot"/>
-        </w:tabs>
-        <w:spacing w:lineRule="auto" w:line="360"/>
-        <w:ind w:hanging="0" w:start="0" w:end="0"/>
-        <w:rPr>
-          <w:rFonts w:ascii="Montserrat Medium" w:hAnsi="Montserrat Medium"/>
-          <w:color w:themeColor="text1" w:themeTint="bf" w:val="404040"/>
-        </w:rPr>
-      </w:pPr>
-      <w:r>
-        <w:rPr>
-          <w:rFonts w:ascii="Montserrat Medium" w:hAnsi="Montserrat Medium"/>
-          <w:color w:themeColor="text1" w:themeTint="bf" w:val="404040"/>
-        </w:rPr>
-      </w:r>
-    </w:p>
-    <w:p>
-      <w:pPr>
-        <w:pStyle w:val="ListParagraph"/>
-        <w:tabs>
-          <w:tab w:val="clear" w:pos="709"/>
-          <w:tab w:val="right" w:pos="8504" w:leader="dot"/>
-        </w:tabs>
-        <w:spacing w:lineRule="auto" w:line="360"/>
-        <w:ind w:hanging="0" w:start="0" w:end="0"/>
-        <w:rPr>
-          <w:rFonts w:ascii="Montserrat Medium" w:hAnsi="Montserrat Medium"/>
-          <w:color w:themeColor="text1" w:themeTint="bf" w:val="404040"/>
-        </w:rPr>
-      </w:pPr>
-      <w:r>
-        <w:rPr>
-          <w:rFonts w:ascii="Montserrat Medium" w:hAnsi="Montserrat Medium"/>
-          <w:color w:themeColor="text1" w:themeTint="bf" w:val="404040"/>
-        </w:rPr>
-      </w:r>
-    </w:p>
-    <w:p>
-      <w:pPr>
-        <w:pStyle w:val="ListParagraph"/>
-        <w:tabs>
-          <w:tab w:val="clear" w:pos="709"/>
-          <w:tab w:val="right" w:pos="8504" w:leader="dot"/>
-        </w:tabs>
-        <w:spacing w:lineRule="auto" w:line="360"/>
-        <w:ind w:hanging="0" w:start="0" w:end="0"/>
-        <w:rPr>
-          <w:rFonts w:ascii="Montserrat Medium" w:hAnsi="Montserrat Medium"/>
-          <w:color w:themeColor="text1" w:themeTint="bf" w:val="404040"/>
-        </w:rPr>
-      </w:pPr>
-      <w:r>
-        <w:rPr>
-          <w:rFonts w:ascii="Montserrat Medium" w:hAnsi="Montserrat Medium"/>
-          <w:color w:themeColor="text1" w:themeTint="bf" w:val="404040"/>
-        </w:rPr>
+      <w:r>
+        <w:br w:type="page"/>
       </w:r>
     </w:p>
     <w:p>
@@ -5393,27 +5209,6 @@
     </w:p>
     <w:p>
       <w:pPr>
-        <w:pStyle w:val="ListParagraph"/>
-        <w:tabs>
-          <w:tab w:val="clear" w:pos="709"/>
-          <w:tab w:val="right" w:pos="8504" w:leader="dot"/>
-        </w:tabs>
-        <w:spacing w:lineRule="auto" w:line="360"/>
-        <w:ind w:hanging="0" w:start="710" w:end="0"/>
-        <w:rPr>
-          <w:rFonts w:ascii="Montserrat Medium" w:hAnsi="Montserrat Medium"/>
-          <w:color w:themeColor="text1" w:themeTint="bf" w:val="404040"/>
-        </w:rPr>
-      </w:pPr>
-      <w:r>
-        <w:rPr>
-          <w:rFonts w:ascii="Montserrat Medium" w:hAnsi="Montserrat Medium"/>
-          <w:color w:themeColor="text1" w:themeTint="bf" w:val="404040"/>
-        </w:rPr>
-      </w:r>
-    </w:p>
-    <w:p>
-      <w:pPr>
         <w:pStyle w:val="Normal"/>
         <w:spacing w:lineRule="auto" w:line="360"/>
         <w:jc w:val="both"/>
@@ -5432,121 +5227,35 @@
     </w:p>
     <w:p>
       <w:pPr>
-        <w:pStyle w:val="Normal"/>
-        <w:spacing w:lineRule="auto" w:line="360"/>
-        <w:jc w:val="both"/>
-        <w:rPr>
-          <w:rFonts w:ascii="Montserrat Light" w:hAnsi="Montserrat Light"/>
-          <w:color w:themeColor="text1" w:themeTint="bf" w:val="404040"/>
-        </w:rPr>
-      </w:pPr>
-      <w:r>
-        <w:rPr>
-          <w:rFonts w:ascii="Montserrat Light" w:hAnsi="Montserrat Light"/>
-          <w:color w:themeColor="text1" w:themeTint="bf" w:val="404040"/>
-        </w:rPr>
-      </w:r>
-    </w:p>
-    <w:p>
-      <w:pPr>
-        <w:pStyle w:val="Normal"/>
-        <w:spacing w:lineRule="auto" w:line="360"/>
-        <w:jc w:val="both"/>
-        <w:rPr>
-          <w:rFonts w:ascii="Montserrat Light" w:hAnsi="Montserrat Light"/>
-          <w:color w:themeColor="text1" w:themeTint="bf" w:val="404040"/>
-        </w:rPr>
-      </w:pPr>
-      <w:r>
-        <w:rPr>
-          <w:rFonts w:ascii="Montserrat Light" w:hAnsi="Montserrat Light"/>
-          <w:color w:themeColor="text1" w:themeTint="bf" w:val="404040"/>
-        </w:rPr>
-      </w:r>
-    </w:p>
-    <w:p>
-      <w:pPr>
-        <w:pStyle w:val="Normal"/>
-        <w:spacing w:lineRule="auto" w:line="360"/>
-        <w:jc w:val="both"/>
-        <w:rPr>
-          <w:rFonts w:ascii="Montserrat Light" w:hAnsi="Montserrat Light"/>
-          <w:color w:themeColor="text1" w:themeTint="bf" w:val="404040"/>
-        </w:rPr>
-      </w:pPr>
-      <w:r>
-        <w:rPr>
-          <w:rFonts w:ascii="Montserrat Light" w:hAnsi="Montserrat Light"/>
-          <w:color w:themeColor="text1" w:themeTint="bf" w:val="404040"/>
-        </w:rPr>
-      </w:r>
-    </w:p>
-    <w:p>
-      <w:pPr>
-        <w:pStyle w:val="Normal"/>
-        <w:spacing w:lineRule="auto" w:line="360"/>
-        <w:jc w:val="both"/>
-        <w:rPr>
-          <w:rFonts w:ascii="Montserrat Light" w:hAnsi="Montserrat Light"/>
-          <w:color w:themeColor="text1" w:themeTint="bf" w:val="404040"/>
-        </w:rPr>
-      </w:pPr>
-      <w:r>
-        <w:rPr>
-          <w:rFonts w:ascii="Montserrat Light" w:hAnsi="Montserrat Light"/>
-          <w:color w:themeColor="text1" w:themeTint="bf" w:val="404040"/>
-        </w:rPr>
-      </w:r>
-    </w:p>
-    <w:p>
-      <w:pPr>
-        <w:pStyle w:val="Normal"/>
-        <w:spacing w:lineRule="auto" w:line="360"/>
-        <w:jc w:val="both"/>
-        <w:rPr>
-          <w:rFonts w:ascii="Montserrat Light" w:hAnsi="Montserrat Light"/>
-          <w:color w:themeColor="text1" w:themeTint="bf" w:val="404040"/>
-        </w:rPr>
-      </w:pPr>
-      <w:r>
-        <w:rPr>
-          <w:rFonts w:ascii="Montserrat Light" w:hAnsi="Montserrat Light"/>
-          <w:color w:themeColor="text1" w:themeTint="bf" w:val="404040"/>
-        </w:rPr>
-      </w:r>
-    </w:p>
-    <w:p>
-      <w:pPr>
-        <w:pStyle w:val="Normal"/>
-        <w:spacing w:lineRule="auto" w:line="360"/>
-        <w:jc w:val="both"/>
-        <w:rPr>
-          <w:rFonts w:ascii="Montserrat Light" w:hAnsi="Montserrat Light"/>
-          <w:color w:themeColor="text1" w:themeTint="bf" w:val="404040"/>
-        </w:rPr>
-      </w:pPr>
-      <w:r>
-        <w:rPr>
-          <w:rFonts w:ascii="Montserrat Light" w:hAnsi="Montserrat Light"/>
-          <w:color w:themeColor="text1" w:themeTint="bf" w:val="404040"/>
-        </w:rPr>
-      </w:r>
-    </w:p>
-    <w:p>
-      <w:pPr>
-        <w:pStyle w:val="Normal"/>
-        <w:spacing w:lineRule="auto" w:line="360"/>
-        <w:jc w:val="both"/>
-        <w:rPr>
-          <w:rFonts w:ascii="Montserrat Light" w:hAnsi="Montserrat Light"/>
-          <w:color w:themeColor="text1" w:themeTint="bf" w:val="404040"/>
-        </w:rPr>
-      </w:pPr>
-      <w:r>
-        <w:rPr>
-          <w:rFonts w:ascii="Montserrat Light" w:hAnsi="Montserrat Light"/>
-          <w:color w:themeColor="text1" w:themeTint="bf" w:val="404040"/>
-        </w:rPr>
+        <w:keepNext w:val="true"/>
+        <w:pBdr>
+          <w:bottom w:val="single" w:sz="6" w:space="1" w:color="404040"/>
+        </w:pBdr>
+        <w:spacing w:before="960" w:after="0"/>
+        <w:ind w:start="1701" w:left="1701" w:end="1701" w:right="1701"/>
+        <w:jc w:val="center"/>
+      </w:pPr>
+    </w:p>
+    <w:p>
+      <w:pPr>
+        <w:keepLines w:val="true"/>
+        <w:spacing w:before="0" w:after="0"/>
+        <w:jc w:val="center"/>
+      </w:pPr>
+      <w:r>
+        <w:rPr>
+          <w:rFonts w:ascii="Montserrat Light" w:hAnsi="Montserrat Light"/>
+          <w:color w:themeColor="text1" w:themeTint="bf" w:val="404040"/>
+        </w:rPr>
+        <w:t>{{RAZAO_SOCIAL}}</w:t>
+      </w:r>
+      <w:r>
+        <w:rPr>
+          <w:rFonts w:ascii="Montserrat Light" w:hAnsi="Montserrat Light"/>
+          <w:color w:themeColor="text1" w:themeTint="bf" w:val="404040"/>
+        </w:rPr>
+        <w:br/>
+        <w:t>Assinatura do representante legal</w:t>
       </w:r>
     </w:p>
     <w:p>
